--- a/Church/2026/2026_0530_MenloChurch.docx
+++ b/Church/2026/2026_0530_MenloChurch.docx
@@ -55,7 +55,7 @@
     </w:p>
     <w:p>
       <w:r>
-        <w:t>Baptism Sunday</w:t>
+        <w:t>Memorial Weekend</w:t>
       </w:r>
       <w:r>
         <w:t xml:space="preserve"> | Phil</w:t>
@@ -68,16 +68,65 @@
       </w:r>
     </w:p>
     <w:p/>
-    <w:p/>
     <w:p>
       <w:r>
+        <w:t>5:</w:t>
+      </w:r>
+      <w:r>
+        <w:t>23</w:t>
+      </w:r>
+      <w:r>
+        <w:t>/1:16:16</w:t>
+      </w:r>
+    </w:p>
+    <w:p>
+      <w:r>
+        <w:drawing>
+          <wp:inline distT="0" distB="0" distL="0" distR="0" wp14:anchorId="37941420" wp14:editId="6B8B7BB1">
+            <wp:extent cx="5943600" cy="790575"/>
+            <wp:effectExtent l="0" t="0" r="0" b="9525"/>
+            <wp:docPr id="580868305" name="Picture 1"/>
+            <wp:cNvGraphicFramePr>
+              <a:graphicFrameLocks xmlns:a="http://schemas.openxmlformats.org/drawingml/2006/main" noChangeAspect="1"/>
+            </wp:cNvGraphicFramePr>
+            <a:graphic xmlns:a="http://schemas.openxmlformats.org/drawingml/2006/main">
+              <a:graphicData uri="http://schemas.openxmlformats.org/drawingml/2006/picture">
+                <pic:pic xmlns:pic="http://schemas.openxmlformats.org/drawingml/2006/picture">
+                  <pic:nvPicPr>
+                    <pic:cNvPr id="580868305" name=""/>
+                    <pic:cNvPicPr/>
+                  </pic:nvPicPr>
+                  <pic:blipFill>
+                    <a:blip r:embed="rId9"/>
+                    <a:stretch>
+                      <a:fillRect/>
+                    </a:stretch>
+                  </pic:blipFill>
+                  <pic:spPr>
+                    <a:xfrm>
+                      <a:off x="0" y="0"/>
+                      <a:ext cx="5943600" cy="790575"/>
+                    </a:xfrm>
+                    <a:prstGeom prst="rect">
+                      <a:avLst/>
+                    </a:prstGeom>
+                  </pic:spPr>
+                </pic:pic>
+              </a:graphicData>
+            </a:graphic>
+          </wp:inline>
+        </w:drawing>
+      </w:r>
+    </w:p>
+    <w:p>
+      <w:r>
         <w:t>5</w:t>
       </w:r>
       <w:r>
         <w:t>:</w:t>
       </w:r>
       <w:r>
-        <w:t>08</w:t>
+        <w:t>30</w:t>
       </w:r>
       <w:r>
         <w:t>/</w:t>
@@ -107,7 +156,7 @@
                     <pic:cNvPicPr/>
                   </pic:nvPicPr>
                   <pic:blipFill>
-                    <a:blip r:embed="rId9"/>
+                    <a:blip r:embed="rId10"/>
                     <a:stretch>
                       <a:fillRect/>
                     </a:stretch>
@@ -183,7 +232,7 @@
                     <pic:cNvPicPr/>
                   </pic:nvPicPr>
                   <pic:blipFill>
-                    <a:blip r:embed="rId10"/>
+                    <a:blip r:embed="rId11"/>
                     <a:stretch>
                       <a:fillRect/>
                     </a:stretch>
@@ -226,7 +275,7 @@
                     <pic:cNvPicPr/>
                   </pic:nvPicPr>
                   <pic:blipFill>
-                    <a:blip r:embed="rId11"/>
+                    <a:blip r:embed="rId12"/>
                     <a:stretch>
                       <a:fillRect/>
                     </a:stretch>
@@ -292,7 +341,7 @@
                     <pic:cNvPicPr/>
                   </pic:nvPicPr>
                   <pic:blipFill>
-                    <a:blip r:embed="rId12"/>
+                    <a:blip r:embed="rId13"/>
                     <a:stretch>
                       <a:fillRect/>
                     </a:stretch>
@@ -338,7 +387,7 @@
                     <pic:cNvPicPr/>
                   </pic:nvPicPr>
                   <pic:blipFill>
-                    <a:blip r:embed="rId13"/>
+                    <a:blip r:embed="rId14"/>
                     <a:stretch>
                       <a:fillRect/>
                     </a:stretch>
@@ -397,7 +446,7 @@
       </w:r>
     </w:p>
     <w:p>
-      <w:hyperlink r:id="rId14" w:history="1">
+      <w:hyperlink r:id="rId15" w:history="1">
         <w:r>
           <w:rPr>
             <w:rStyle w:val="Hyperlink"/>
@@ -423,7 +472,7 @@
     <w:p/>
     <w:p/>
     <w:sectPr>
-      <w:footerReference w:type="default" r:id="rId15"/>
+      <w:footerReference w:type="default" r:id="rId16"/>
       <w:pgSz w:w="12240" w:h="15840"/>
       <w:pgMar w:top="1440" w:right="1440" w:bottom="1530" w:left="1440" w:header="0" w:footer="720" w:gutter="0"/>
       <w:cols w:space="720"/>

--- a/Church/2026/2026_0530_MenloChurch.docx
+++ b/Church/2026/2026_0530_MenloChurch.docx
@@ -118,6 +118,7 @@
         </w:drawing>
       </w:r>
     </w:p>
+    <w:p/>
     <w:p>
       <w:r>
         <w:t>5</w:t>
@@ -457,6 +458,7 @@
     </w:p>
     <w:p>
       <w:r>
+        <w:lastRenderedPageBreak/>
         <w:t>Baptism Sunday</w:t>
       </w:r>
       <w:r>

--- a/Church/2026/2026_0530_MenloChurch.docx
+++ b/Church/2026/2026_0530_MenloChurch.docx
@@ -49,13 +49,13 @@
           <w:rPr>
             <w:rStyle w:val="Hyperlink"/>
           </w:rPr>
-          <w:t>https://www.youtube.com/watch?v=CJuK_Kr6aNk</w:t>
+          <w:t>https://www.youtube.com/live/CJuK_Kr6aNk?si=s0jf4mMuskC5lkAY</w:t>
         </w:r>
       </w:hyperlink>
     </w:p>
     <w:p>
       <w:r>
-        <w:t>Memorial Weekend</w:t>
+        <w:t>Fatal Error | Glitch</w:t>
       </w:r>
       <w:r>
         <w:t xml:space="preserve"> | Phil</w:t>
@@ -70,17 +70,14 @@
     <w:p/>
     <w:p>
       <w:r>
-        <w:t>5:</w:t>
-      </w:r>
-      <w:r>
-        <w:t>23</w:t>
-      </w:r>
-      <w:r>
-        <w:t>/1:16:16</w:t>
+        <w:t>5:23/1:16:16</w:t>
       </w:r>
     </w:p>
     <w:p>
       <w:r>
+        <w:rPr>
+          <w:noProof/>
+        </w:rPr>
         <w:drawing>
           <wp:inline distT="0" distB="0" distL="0" distR="0" wp14:anchorId="37941420" wp14:editId="6B8B7BB1">
             <wp:extent cx="5943600" cy="790575"/>
@@ -197,13 +194,13 @@
     </w:p>
     <w:p>
       <w:r>
-        <w:t>9</w:t>
+        <w:t>16</w:t>
       </w:r>
       <w:r>
         <w:t>:</w:t>
       </w:r>
       <w:r>
-        <w:t>13</w:t>
+        <w:t>30</w:t>
       </w:r>
       <w:r>
         <w:t>/</w:t>
@@ -306,7 +303,7 @@
     <w:p/>
     <w:p>
       <w:r>
-        <w:t>19</w:t>
+        <w:t>25</w:t>
       </w:r>
       <w:r>
         <w:t>:</w:t>
@@ -415,7 +412,244 @@
       </w:r>
     </w:p>
     <w:p/>
+    <w:p>
+      <w:r>
+        <w:lastRenderedPageBreak/>
+        <w:drawing>
+          <wp:inline distT="0" distB="0" distL="0" distR="0" wp14:anchorId="1F56B82D" wp14:editId="7040A158">
+            <wp:extent cx="1948436" cy="1466850"/>
+            <wp:effectExtent l="0" t="0" r="0" b="0"/>
+            <wp:docPr id="2137625860" name="Picture 1"/>
+            <wp:cNvGraphicFramePr>
+              <a:graphicFrameLocks xmlns:a="http://schemas.openxmlformats.org/drawingml/2006/main" noChangeAspect="1"/>
+            </wp:cNvGraphicFramePr>
+            <a:graphic xmlns:a="http://schemas.openxmlformats.org/drawingml/2006/main">
+              <a:graphicData uri="http://schemas.openxmlformats.org/drawingml/2006/picture">
+                <pic:pic xmlns:pic="http://schemas.openxmlformats.org/drawingml/2006/picture">
+                  <pic:nvPicPr>
+                    <pic:cNvPr id="2137625860" name=""/>
+                    <pic:cNvPicPr/>
+                  </pic:nvPicPr>
+                  <pic:blipFill>
+                    <a:blip r:embed="rId15"/>
+                    <a:stretch>
+                      <a:fillRect/>
+                    </a:stretch>
+                  </pic:blipFill>
+                  <pic:spPr>
+                    <a:xfrm>
+                      <a:off x="0" y="0"/>
+                      <a:ext cx="1953260" cy="1470481"/>
+                    </a:xfrm>
+                    <a:prstGeom prst="rect">
+                      <a:avLst/>
+                    </a:prstGeom>
+                  </pic:spPr>
+                </pic:pic>
+              </a:graphicData>
+            </a:graphic>
+          </wp:inline>
+        </w:drawing>
+      </w:r>
+      <w:r>
+        <w:t xml:space="preserve">  </w:t>
+      </w:r>
+      <w:r>
+        <w:drawing>
+          <wp:inline distT="0" distB="0" distL="0" distR="0" wp14:anchorId="5A2E76E9" wp14:editId="20EA9850">
+            <wp:extent cx="2894739" cy="1548499"/>
+            <wp:effectExtent l="0" t="0" r="1270" b="0"/>
+            <wp:docPr id="1247371048" name="Picture 1"/>
+            <wp:cNvGraphicFramePr>
+              <a:graphicFrameLocks xmlns:a="http://schemas.openxmlformats.org/drawingml/2006/main" noChangeAspect="1"/>
+            </wp:cNvGraphicFramePr>
+            <a:graphic xmlns:a="http://schemas.openxmlformats.org/drawingml/2006/main">
+              <a:graphicData uri="http://schemas.openxmlformats.org/drawingml/2006/picture">
+                <pic:pic xmlns:pic="http://schemas.openxmlformats.org/drawingml/2006/picture">
+                  <pic:nvPicPr>
+                    <pic:cNvPr id="1247371048" name=""/>
+                    <pic:cNvPicPr/>
+                  </pic:nvPicPr>
+                  <pic:blipFill>
+                    <a:blip r:embed="rId16"/>
+                    <a:stretch>
+                      <a:fillRect/>
+                    </a:stretch>
+                  </pic:blipFill>
+                  <pic:spPr>
+                    <a:xfrm>
+                      <a:off x="0" y="0"/>
+                      <a:ext cx="2911483" cy="1557456"/>
+                    </a:xfrm>
+                    <a:prstGeom prst="rect">
+                      <a:avLst/>
+                    </a:prstGeom>
+                  </pic:spPr>
+                </pic:pic>
+              </a:graphicData>
+            </a:graphic>
+          </wp:inline>
+        </w:drawing>
+      </w:r>
+    </w:p>
     <w:p/>
+    <w:p>
+      <w:r>
+        <w:drawing>
+          <wp:inline distT="0" distB="0" distL="0" distR="0" wp14:anchorId="3B05BF8B" wp14:editId="66920CEA">
+            <wp:extent cx="3372321" cy="2819794"/>
+            <wp:effectExtent l="0" t="0" r="0" b="0"/>
+            <wp:docPr id="860395191" name="Picture 1"/>
+            <wp:cNvGraphicFramePr>
+              <a:graphicFrameLocks xmlns:a="http://schemas.openxmlformats.org/drawingml/2006/main" noChangeAspect="1"/>
+            </wp:cNvGraphicFramePr>
+            <a:graphic xmlns:a="http://schemas.openxmlformats.org/drawingml/2006/main">
+              <a:graphicData uri="http://schemas.openxmlformats.org/drawingml/2006/picture">
+                <pic:pic xmlns:pic="http://schemas.openxmlformats.org/drawingml/2006/picture">
+                  <pic:nvPicPr>
+                    <pic:cNvPr id="860395191" name=""/>
+                    <pic:cNvPicPr/>
+                  </pic:nvPicPr>
+                  <pic:blipFill>
+                    <a:blip r:embed="rId17"/>
+                    <a:stretch>
+                      <a:fillRect/>
+                    </a:stretch>
+                  </pic:blipFill>
+                  <pic:spPr>
+                    <a:xfrm>
+                      <a:off x="0" y="0"/>
+                      <a:ext cx="3372321" cy="2819794"/>
+                    </a:xfrm>
+                    <a:prstGeom prst="rect">
+                      <a:avLst/>
+                    </a:prstGeom>
+                  </pic:spPr>
+                </pic:pic>
+              </a:graphicData>
+            </a:graphic>
+          </wp:inline>
+        </w:drawing>
+      </w:r>
+    </w:p>
+    <w:p>
+      <w:r>
+        <w:t>26:00/1:16:16</w:t>
+      </w:r>
+    </w:p>
+    <w:p>
+      <w:r>
+        <w:t xml:space="preserve">On October 29, </w:t>
+      </w:r>
+      <w:r>
+        <w:t>196</w:t>
+      </w:r>
+      <w:r>
+        <w:t>9.</w:t>
+      </w:r>
+      <w:r>
+        <w:t xml:space="preserve"> Two computers tried to talk to each other</w:t>
+      </w:r>
+      <w:r>
+        <w:t xml:space="preserve"> for the firs</w:t>
+      </w:r>
+      <w:r>
+        <w:t>t</w:t>
+      </w:r>
+      <w:r>
+        <w:t xml:space="preserve"> time.</w:t>
+      </w:r>
+    </w:p>
+    <w:p>
+      <w:r>
+        <w:t xml:space="preserve">One was at UCLA and one was in Menlo Park. </w:t>
+      </w:r>
+      <w:r>
+        <w:t>Just 5 miles from Menlo Church.</w:t>
+      </w:r>
+      <w:r>
+        <w:t xml:space="preserve"> They tried to send the first message on the network that would be </w:t>
+      </w:r>
+      <w:r>
+        <w:t>known as the internet.</w:t>
+      </w:r>
+    </w:p>
+    <w:p>
+      <w:r>
+        <w:t>The world start</w:t>
+      </w:r>
+      <w:r>
+        <w:t>ed</w:t>
+      </w:r>
+      <w:r>
+        <w:t xml:space="preserve"> to send back and forth first transmission</w:t>
+      </w:r>
+      <w:r>
+        <w:t xml:space="preserve"> was the word “login”. The system crashed after first two letters</w:t>
+      </w:r>
+      <w:r>
+        <w:t xml:space="preserve"> ‘L’, ‘O’. The first message sent over for the internet</w:t>
+      </w:r>
+      <w:r>
+        <w:t xml:space="preserve"> was crash.</w:t>
+      </w:r>
+      <w:r>
+        <w:t xml:space="preserve"> Today, we have microchip, internet, iPhone, etc. They all came out of here. The first thing happened was a glitch.</w:t>
+      </w:r>
+      <w:r>
+        <w:t xml:space="preserve"> </w:t>
+      </w:r>
+      <w:r>
+        <w:t xml:space="preserve"> Now, we have mobile intendent, social media, AI, etc. threat. </w:t>
+      </w:r>
+      <w:r>
+        <w:t>These are all came from the first glitch</w:t>
+      </w:r>
+      <w:r>
+        <w:t xml:space="preserve"> (Malfunction)</w:t>
+      </w:r>
+      <w:r>
+        <w:t xml:space="preserve"> in 1969.</w:t>
+      </w:r>
+    </w:p>
+    <w:p/>
+    <w:p>
+      <w:r>
+        <w:t>2</w:t>
+      </w:r>
+      <w:r>
+        <w:t>8</w:t>
+      </w:r>
+      <w:r>
+        <w:t>:</w:t>
+      </w:r>
+      <w:r>
+        <w:t>34</w:t>
+      </w:r>
+      <w:r>
+        <w:t>/1:16:16</w:t>
+      </w:r>
+    </w:p>
+    <w:p>
+      <w:r>
+        <w:t>In the next four weeks, we will talk about</w:t>
+      </w:r>
+      <w:r>
+        <w:t xml:space="preserve"> Glitch.</w:t>
+      </w:r>
+      <w:r>
+        <w:t xml:space="preserve"> </w:t>
+      </w:r>
+      <w:r>
+        <w:t>W</w:t>
+      </w:r>
+      <w:r>
+        <w:t>hat is human in the machine world</w:t>
+      </w:r>
+      <w:r>
+        <w:t>? We will first talk Fatal Error this week.</w:t>
+      </w:r>
+    </w:p>
     <w:p/>
     <w:p/>
     <w:p>
@@ -447,19 +681,18 @@
       </w:r>
     </w:p>
     <w:p>
-      <w:hyperlink r:id="rId15" w:history="1">
+      <w:hyperlink r:id="rId18" w:history="1">
         <w:r>
           <w:rPr>
             <w:rStyle w:val="Hyperlink"/>
           </w:rPr>
-          <w:t>https://www.youtube.com/watch?v=CJuK_Kr6aNk</w:t>
+          <w:t>https://www.youtube.com/live/CJuK_Kr6aNk?si=s0jf4mMuskC5lkAY</w:t>
         </w:r>
       </w:hyperlink>
     </w:p>
     <w:p>
       <w:r>
-        <w:lastRenderedPageBreak/>
-        <w:t>Baptism Sunday</w:t>
+        <w:t>Fatal Error | Glitch</w:t>
       </w:r>
       <w:r>
         <w:t xml:space="preserve"> | Phil</w:t>
@@ -474,7 +707,7 @@
     <w:p/>
     <w:p/>
     <w:sectPr>
-      <w:footerReference w:type="default" r:id="rId16"/>
+      <w:footerReference w:type="default" r:id="rId19"/>
       <w:pgSz w:w="12240" w:h="15840"/>
       <w:pgMar w:top="1440" w:right="1440" w:bottom="1530" w:left="1440" w:header="0" w:footer="720" w:gutter="0"/>
       <w:cols w:space="720"/>

--- a/Church/2026/2026_0530_MenloChurch.docx
+++ b/Church/2026/2026_0530_MenloChurch.docx
@@ -414,6 +414,9 @@
     <w:p/>
     <w:p>
       <w:r>
+        <w:rPr>
+          <w:noProof/>
+        </w:rPr>
         <w:lastRenderedPageBreak/>
         <w:drawing>
           <wp:inline distT="0" distB="0" distL="0" distR="0" wp14:anchorId="1F56B82D" wp14:editId="7040A158">
@@ -455,6 +458,9 @@
         <w:t xml:space="preserve">  </w:t>
       </w:r>
       <w:r>
+        <w:rPr>
+          <w:noProof/>
+        </w:rPr>
         <w:drawing>
           <wp:inline distT="0" distB="0" distL="0" distR="0" wp14:anchorId="5A2E76E9" wp14:editId="20EA9850">
             <wp:extent cx="2894739" cy="1548499"/>
@@ -495,6 +501,9 @@
     <w:p/>
     <w:p>
       <w:r>
+        <w:rPr>
+          <w:noProof/>
+        </w:rPr>
         <w:drawing>
           <wp:inline distT="0" distB="0" distL="0" distR="0" wp14:anchorId="3B05BF8B" wp14:editId="66920CEA">
             <wp:extent cx="3372321" cy="2819794"/>
@@ -615,19 +624,7 @@
     <w:p/>
     <w:p>
       <w:r>
-        <w:t>2</w:t>
-      </w:r>
-      <w:r>
-        <w:t>8</w:t>
-      </w:r>
-      <w:r>
-        <w:t>:</w:t>
-      </w:r>
-      <w:r>
-        <w:t>34</w:t>
-      </w:r>
-      <w:r>
-        <w:t>/1:16:16</w:t>
+        <w:t>28:34/1:16:16</w:t>
       </w:r>
     </w:p>
     <w:p>
@@ -644,14 +641,345 @@
         <w:t>W</w:t>
       </w:r>
       <w:r>
-        <w:t>hat is human in the machine world</w:t>
+        <w:t>hat i</w:t>
+      </w:r>
+      <w:r>
+        <w:t>t means to be</w:t>
+      </w:r>
+      <w:r>
+        <w:t xml:space="preserve"> human in the machine world</w:t>
       </w:r>
       <w:r>
         <w:t>? We will first talk Fatal Error this week.</w:t>
+      </w:r>
+      <w:r>
+        <w:t xml:space="preserve"> What is the possibility that our glitches all then times where it just </w:t>
+      </w:r>
+      <w:r>
+        <w:t>feels</w:t>
+      </w:r>
+      <w:r>
+        <w:t xml:space="preserve"> like we live in a world</w:t>
+      </w:r>
+      <w:r>
+        <w:t xml:space="preserve"> that humanity is not capable of</w:t>
+      </w:r>
+      <w:r>
+        <w:t>.</w:t>
+      </w:r>
+      <w:r>
+        <w:t xml:space="preserve"> Our glitches are actually merciful </w:t>
+      </w:r>
+      <w:r>
+        <w:t>reminder that God is the only one with infinite capacity.</w:t>
+      </w:r>
+    </w:p>
+    <w:p/>
+    <w:p>
+      <w:r>
+        <w:t>2</w:t>
+      </w:r>
+      <w:r>
+        <w:t>9</w:t>
+      </w:r>
+      <w:r>
+        <w:t>:</w:t>
+      </w:r>
+      <w:r>
+        <w:t>17</w:t>
+      </w:r>
+      <w:r>
+        <w:t>/1:16:16</w:t>
+      </w:r>
+    </w:p>
+    <w:p>
+      <w:r>
+        <w:t xml:space="preserve">Pray: God, thank you that as we look at headlines and we hear people </w:t>
+      </w:r>
+      <w:r>
+        <w:t xml:space="preserve">are </w:t>
+      </w:r>
+      <w:r>
+        <w:t>panicking</w:t>
+      </w:r>
+      <w:r>
+        <w:t xml:space="preserve"> about </w:t>
+      </w:r>
+      <w:r>
+        <w:t>technology is developed by human.</w:t>
+      </w:r>
+      <w:r>
+        <w:t xml:space="preserve"> None of the </w:t>
+      </w:r>
+      <w:r>
+        <w:t xml:space="preserve">limited </w:t>
+      </w:r>
+      <w:r>
+        <w:t>technology will threat God.</w:t>
+      </w:r>
+      <w:r>
+        <w:t xml:space="preserve"> God is infinity.</w:t>
+      </w:r>
+    </w:p>
+    <w:p/>
+    <w:p>
+      <w:r>
+        <w:t>30</w:t>
+      </w:r>
+      <w:r>
+        <w:t>:1</w:t>
+      </w:r>
+      <w:r>
+        <w:t>3</w:t>
+      </w:r>
+      <w:r>
+        <w:t>/1:16:16</w:t>
+      </w:r>
+    </w:p>
+    <w:p>
+      <w:r>
+        <w:lastRenderedPageBreak/>
+        <w:t>What is the best prompt?</w:t>
+      </w:r>
+      <w:r>
+        <w:t xml:space="preserve"> People in the AI lab ask the question in the headlines, They try to figure out with lot of voices. </w:t>
+      </w:r>
+      <w:r>
+        <w:t>We will look at four AI frameworks in this series.</w:t>
+      </w:r>
+    </w:p>
+    <w:p/>
+    <w:p>
+      <w:r>
+        <w:drawing>
+          <wp:inline distT="0" distB="0" distL="0" distR="0" wp14:anchorId="32397359" wp14:editId="610AEB7B">
+            <wp:extent cx="3162741" cy="885949"/>
+            <wp:effectExtent l="0" t="0" r="0" b="9525"/>
+            <wp:docPr id="2033467451" name="Picture 1"/>
+            <wp:cNvGraphicFramePr>
+              <a:graphicFrameLocks xmlns:a="http://schemas.openxmlformats.org/drawingml/2006/main" noChangeAspect="1"/>
+            </wp:cNvGraphicFramePr>
+            <a:graphic xmlns:a="http://schemas.openxmlformats.org/drawingml/2006/main">
+              <a:graphicData uri="http://schemas.openxmlformats.org/drawingml/2006/picture">
+                <pic:pic xmlns:pic="http://schemas.openxmlformats.org/drawingml/2006/picture">
+                  <pic:nvPicPr>
+                    <pic:cNvPr id="2033467451" name=""/>
+                    <pic:cNvPicPr/>
+                  </pic:nvPicPr>
+                  <pic:blipFill>
+                    <a:blip r:embed="rId18"/>
+                    <a:stretch>
+                      <a:fillRect/>
+                    </a:stretch>
+                  </pic:blipFill>
+                  <pic:spPr>
+                    <a:xfrm>
+                      <a:off x="0" y="0"/>
+                      <a:ext cx="3162741" cy="885949"/>
+                    </a:xfrm>
+                    <a:prstGeom prst="rect">
+                      <a:avLst/>
+                    </a:prstGeom>
+                  </pic:spPr>
+                </pic:pic>
+              </a:graphicData>
+            </a:graphic>
+          </wp:inline>
+        </w:drawing>
+      </w:r>
+    </w:p>
+    <w:p/>
+    <w:p>
+      <w:r>
+        <w:t>31:07/1:16:16</w:t>
+      </w:r>
+    </w:p>
+    <w:p>
+      <w:r>
+        <w:t>The</w:t>
+      </w:r>
+      <w:r>
+        <w:t xml:space="preserve"> telosconference.com</w:t>
+      </w:r>
+      <w:r>
+        <w:t xml:space="preserve"> answer the human </w:t>
+      </w:r>
+      <w:r>
+        <w:t xml:space="preserve">question </w:t>
+      </w:r>
+      <w:r>
+        <w:t xml:space="preserve">in AI world. </w:t>
+      </w:r>
+    </w:p>
+    <w:p>
+      <w:r>
+        <w:drawing>
+          <wp:inline distT="0" distB="0" distL="0" distR="0" wp14:anchorId="166EC0B2" wp14:editId="31E31A5F">
+            <wp:extent cx="5029902" cy="476316"/>
+            <wp:effectExtent l="0" t="0" r="0" b="0"/>
+            <wp:docPr id="58740477" name="Picture 1"/>
+            <wp:cNvGraphicFramePr>
+              <a:graphicFrameLocks xmlns:a="http://schemas.openxmlformats.org/drawingml/2006/main" noChangeAspect="1"/>
+            </wp:cNvGraphicFramePr>
+            <a:graphic xmlns:a="http://schemas.openxmlformats.org/drawingml/2006/main">
+              <a:graphicData uri="http://schemas.openxmlformats.org/drawingml/2006/picture">
+                <pic:pic xmlns:pic="http://schemas.openxmlformats.org/drawingml/2006/picture">
+                  <pic:nvPicPr>
+                    <pic:cNvPr id="58740477" name=""/>
+                    <pic:cNvPicPr/>
+                  </pic:nvPicPr>
+                  <pic:blipFill>
+                    <a:blip r:embed="rId19"/>
+                    <a:stretch>
+                      <a:fillRect/>
+                    </a:stretch>
+                  </pic:blipFill>
+                  <pic:spPr>
+                    <a:xfrm>
+                      <a:off x="0" y="0"/>
+                      <a:ext cx="5029902" cy="476316"/>
+                    </a:xfrm>
+                    <a:prstGeom prst="rect">
+                      <a:avLst/>
+                    </a:prstGeom>
+                  </pic:spPr>
+                </pic:pic>
+              </a:graphicData>
+            </a:graphic>
+          </wp:inline>
+        </w:drawing>
+      </w:r>
+    </w:p>
+    <w:p/>
+    <w:p>
+      <w:r>
+        <w:t>31:</w:t>
+      </w:r>
+      <w:r>
+        <w:t>31</w:t>
+      </w:r>
+      <w:r>
+        <w:t>/1:16:16</w:t>
+      </w:r>
+    </w:p>
+    <w:p>
+      <w:r>
+        <w:t>Psalm 139</w:t>
+      </w:r>
+      <w:r>
+        <w:t xml:space="preserve"> written by King David</w:t>
+      </w:r>
+      <w:r>
+        <w:t>.</w:t>
+      </w:r>
+    </w:p>
+    <w:p/>
+    <w:p>
+      <w:r>
+        <w:drawing>
+          <wp:inline distT="0" distB="0" distL="0" distR="0" wp14:anchorId="6C9BA67A" wp14:editId="52377A95">
+            <wp:extent cx="2130360" cy="1857375"/>
+            <wp:effectExtent l="0" t="0" r="3810" b="0"/>
+            <wp:docPr id="1804574599" name="Picture 1"/>
+            <wp:cNvGraphicFramePr>
+              <a:graphicFrameLocks xmlns:a="http://schemas.openxmlformats.org/drawingml/2006/main" noChangeAspect="1"/>
+            </wp:cNvGraphicFramePr>
+            <a:graphic xmlns:a="http://schemas.openxmlformats.org/drawingml/2006/main">
+              <a:graphicData uri="http://schemas.openxmlformats.org/drawingml/2006/picture">
+                <pic:pic xmlns:pic="http://schemas.openxmlformats.org/drawingml/2006/picture">
+                  <pic:nvPicPr>
+                    <pic:cNvPr id="1804574599" name=""/>
+                    <pic:cNvPicPr/>
+                  </pic:nvPicPr>
+                  <pic:blipFill>
+                    <a:blip r:embed="rId20"/>
+                    <a:stretch>
+                      <a:fillRect/>
+                    </a:stretch>
+                  </pic:blipFill>
+                  <pic:spPr>
+                    <a:xfrm>
+                      <a:off x="0" y="0"/>
+                      <a:ext cx="2135273" cy="1861659"/>
+                    </a:xfrm>
+                    <a:prstGeom prst="rect">
+                      <a:avLst/>
+                    </a:prstGeom>
+                  </pic:spPr>
+                </pic:pic>
+              </a:graphicData>
+            </a:graphic>
+          </wp:inline>
+        </w:drawing>
+      </w:r>
+      <w:r>
+        <w:t xml:space="preserve">  </w:t>
+      </w:r>
+      <w:r>
+        <w:drawing>
+          <wp:inline distT="0" distB="0" distL="0" distR="0" wp14:anchorId="4790DF64" wp14:editId="4CBD7646">
+            <wp:extent cx="2362199" cy="2006252"/>
+            <wp:effectExtent l="0" t="0" r="635" b="0"/>
+            <wp:docPr id="909269807" name="Picture 1"/>
+            <wp:cNvGraphicFramePr>
+              <a:graphicFrameLocks xmlns:a="http://schemas.openxmlformats.org/drawingml/2006/main" noChangeAspect="1"/>
+            </wp:cNvGraphicFramePr>
+            <a:graphic xmlns:a="http://schemas.openxmlformats.org/drawingml/2006/main">
+              <a:graphicData uri="http://schemas.openxmlformats.org/drawingml/2006/picture">
+                <pic:pic xmlns:pic="http://schemas.openxmlformats.org/drawingml/2006/picture">
+                  <pic:nvPicPr>
+                    <pic:cNvPr id="909269807" name=""/>
+                    <pic:cNvPicPr/>
+                  </pic:nvPicPr>
+                  <pic:blipFill>
+                    <a:blip r:embed="rId21"/>
+                    <a:stretch>
+                      <a:fillRect/>
+                    </a:stretch>
+                  </pic:blipFill>
+                  <pic:spPr>
+                    <a:xfrm>
+                      <a:off x="0" y="0"/>
+                      <a:ext cx="2375939" cy="2017921"/>
+                    </a:xfrm>
+                    <a:prstGeom prst="rect">
+                      <a:avLst/>
+                    </a:prstGeom>
+                  </pic:spPr>
+                </pic:pic>
+              </a:graphicData>
+            </a:graphic>
+          </wp:inline>
+        </w:drawing>
+      </w:r>
+    </w:p>
+    <w:p>
+      <w:r>
+        <w:t>Psalm 139:1-6 ESV</w:t>
+      </w:r>
+    </w:p>
+    <w:p>
+      <w:r>
+        <w:t xml:space="preserve">O Lord, </w:t>
+      </w:r>
+      <w:r>
+        <w:t>you have searched me and known me.</w:t>
+      </w:r>
+      <w:r>
+        <w:t xml:space="preserve"> You know when I sit down and when I rise up.</w:t>
+      </w:r>
+      <w:r>
+        <w:t xml:space="preserve"> You discern my thoughts from afar.</w:t>
+      </w:r>
+    </w:p>
+    <w:p>
+      <w:r>
+        <w:t>You search out my path and my lying down and are acquainted with all my ways. Even before a word is on my tongue, behold, O Lord, you know it altogether.</w:t>
       </w:r>
     </w:p>
     <w:p/>
     <w:p/>
+    <w:p/>
     <w:p>
       <w:r>
         <w:t>======</w:t>
@@ -681,7 +1009,7 @@
       </w:r>
     </w:p>
     <w:p>
-      <w:hyperlink r:id="rId18" w:history="1">
+      <w:hyperlink r:id="rId22" w:history="1">
         <w:r>
           <w:rPr>
             <w:rStyle w:val="Hyperlink"/>
@@ -707,7 +1035,7 @@
     <w:p/>
     <w:p/>
     <w:sectPr>
-      <w:footerReference w:type="default" r:id="rId19"/>
+      <w:footerReference w:type="default" r:id="rId23"/>
       <w:pgSz w:w="12240" w:h="15840"/>
       <w:pgMar w:top="1440" w:right="1440" w:bottom="1530" w:left="1440" w:header="0" w:footer="720" w:gutter="0"/>
       <w:cols w:space="720"/>
